--- a/Reports/Project Report.docx
+++ b/Reports/Project Report.docx
@@ -157,6 +157,7 @@
             <w:dataBinding w:prefixMappings="xmlns:ns0='http://purl.org/dc/elements/1.1/' xmlns:ns1='http://schemas.openxmlformats.org/package/2006/metadata/core-properties' " w:xpath="/ns1:coreProperties[1]/ns0:title[1]" w:storeItemID="{6C3C8BC8-F283-45AE-878A-BAB7291924A1}"/>
             <w:text/>
           </w:sdtPr>
+          <w:sdtEndPr/>
           <w:sdtContent>
             <w:p>
               <w:pPr>
@@ -2590,6 +2591,7 @@
         <w:docPartUnique/>
       </w:docPartObj>
     </w:sdtPr>
+    <w:sdtEndPr/>
     <w:sdtContent>
       <w:sdt>
         <w:sdtPr>
@@ -2599,6 +2601,7 @@
             <w:docPartUnique/>
           </w:docPartObj>
         </w:sdtPr>
+        <w:sdtEndPr/>
         <w:sdtContent>
           <w:p>
             <w:pPr>
@@ -18615,7 +18618,9 @@
     <w:rsid w:val="00237551"/>
     <w:rsid w:val="004017B5"/>
     <w:rsid w:val="0047316C"/>
+    <w:rsid w:val="00631B75"/>
     <w:rsid w:val="00A95348"/>
+    <w:rsid w:val="00B6029B"/>
     <w:rsid w:val="00C8136D"/>
     <w:rsid w:val="00E65170"/>
     <w:rsid w:val="00FD159D"/>
